--- a/zht/docx/011.content.docx
+++ b/zht/docx/011.content.docx
@@ -19,7 +19,7 @@
         <w:rPr>
           <w:lang w:val="zh_TW" w:bidi="zh_TW"/>
         </w:rPr>
-        <w:t>Resource: Tyndale Open Study Notes</w:t>
+        <w:t>Resource: Aquifer Open Study Notes (Profiles)</w:t>
       </w:r>
       <w:r>
         <w:rPr>
@@ -112,7 +112,7 @@
         <w:rPr>
           <w:lang w:val="zh_TW" w:bidi="zh_TW"/>
         </w:rPr>
-        <w:t>Tyndale Open Study Notes</w:t>
+        <w:t>Aquifer Open Study Notes (Profiles)</w:t>
       </w:r>
     </w:p>
     <w:p>

--- a/zht/docx/011.content.docx
+++ b/zht/docx/011.content.docx
@@ -233,72 +233,48 @@
         </w:rPr>
         <w:t>多馬是十二使徒之一（</w:t>
       </w:r>
-      <w:hyperlink r:id="rId13">
-        <w:r>
-          <w:rPr>
-            <w:lang w:val="zh_TW" w:bidi="zh_TW"/>
-          </w:rPr>
-          <w:rPr>
-            <w:color w:val="0000EE"/>
-            <w:u w:val="single"/>
-          </w:rPr>
-          <w:t>太10:3</w:t>
-        </w:r>
-      </w:hyperlink>
+      <w:r>
+        <w:rPr>
+          <w:lang w:val="zh_TW" w:bidi="zh_TW"/>
+        </w:rPr>
+        <w:t>太10:3</w:t>
+      </w:r>
       <w:r>
         <w:rPr>
           <w:lang w:val="zh_TW" w:bidi="zh_TW"/>
         </w:rPr>
         <w:t>；</w:t>
       </w:r>
-      <w:hyperlink r:id="rId14">
-        <w:r>
-          <w:rPr>
-            <w:lang w:val="zh_TW" w:bidi="zh_TW"/>
-          </w:rPr>
-          <w:rPr>
-            <w:color w:val="0000EE"/>
-            <w:u w:val="single"/>
-          </w:rPr>
-          <w:t>可3:18</w:t>
-        </w:r>
-      </w:hyperlink>
+      <w:r>
+        <w:rPr>
+          <w:lang w:val="zh_TW" w:bidi="zh_TW"/>
+        </w:rPr>
+        <w:t>可3:18</w:t>
+      </w:r>
       <w:r>
         <w:rPr>
           <w:lang w:val="zh_TW" w:bidi="zh_TW"/>
         </w:rPr>
         <w:t>；</w:t>
       </w:r>
-      <w:hyperlink r:id="rId15">
-        <w:r>
-          <w:rPr>
-            <w:lang w:val="zh_TW" w:bidi="zh_TW"/>
-          </w:rPr>
-          <w:rPr>
-            <w:color w:val="0000EE"/>
-            <w:u w:val="single"/>
-          </w:rPr>
-          <w:t>路6:15</w:t>
-        </w:r>
-      </w:hyperlink>
+      <w:r>
+        <w:rPr>
+          <w:lang w:val="zh_TW" w:bidi="zh_TW"/>
+        </w:rPr>
+        <w:t>路6:15</w:t>
+      </w:r>
       <w:r>
         <w:rPr>
           <w:lang w:val="zh_TW" w:bidi="zh_TW"/>
         </w:rPr>
         <w:t>；</w:t>
       </w:r>
-      <w:hyperlink r:id="rId16">
-        <w:r>
-          <w:rPr>
-            <w:lang w:val="zh_TW" w:bidi="zh_TW"/>
-          </w:rPr>
-          <w:rPr>
-            <w:color w:val="0000EE"/>
-            <w:u w:val="single"/>
-          </w:rPr>
-          <w:t>徒1:13</w:t>
-        </w:r>
-      </w:hyperlink>
+      <w:r>
+        <w:rPr>
+          <w:lang w:val="zh_TW" w:bidi="zh_TW"/>
+        </w:rPr>
+        <w:t>徒1:13</w:t>
+      </w:r>
       <w:r>
         <w:rPr>
           <w:lang w:val="zh_TW" w:bidi="zh_TW"/>
@@ -319,54 +295,36 @@
         </w:rPr>
         <w:t>我們不確定耶穌最初如何遇見並呼召多馬成為門徒。約翰福音是唯一包含多馬個人記載的福音書，多馬表達即使面對死亡，也願意跟隨耶穌（</w:t>
       </w:r>
-      <w:hyperlink r:id="rId17">
-        <w:r>
-          <w:rPr>
-            <w:lang w:val="zh_TW" w:bidi="zh_TW"/>
-          </w:rPr>
-          <w:rPr>
-            <w:color w:val="0000EE"/>
-            <w:u w:val="single"/>
-          </w:rPr>
-          <w:t>約11:16</w:t>
-        </w:r>
-      </w:hyperlink>
+      <w:r>
+        <w:rPr>
+          <w:lang w:val="zh_TW" w:bidi="zh_TW"/>
+        </w:rPr>
+        <w:t>約11:16</w:t>
+      </w:r>
       <w:r>
         <w:rPr>
           <w:lang w:val="zh_TW" w:bidi="zh_TW"/>
         </w:rPr>
         <w:t>）。他坦率告訴耶穌，他不理解耶穌的話（</w:t>
       </w:r>
-      <w:hyperlink r:id="rId18">
-        <w:r>
-          <w:rPr>
-            <w:lang w:val="zh_TW" w:bidi="zh_TW"/>
-          </w:rPr>
-          <w:rPr>
-            <w:color w:val="0000EE"/>
-            <w:u w:val="single"/>
-          </w:rPr>
-          <w:t>約14:5</w:t>
-        </w:r>
-      </w:hyperlink>
+      <w:r>
+        <w:rPr>
+          <w:lang w:val="zh_TW" w:bidi="zh_TW"/>
+        </w:rPr>
+        <w:t>約14:5</w:t>
+      </w:r>
       <w:r>
         <w:rPr>
           <w:lang w:val="zh_TW" w:bidi="zh_TW"/>
         </w:rPr>
         <w:t>）。多馬是復活後回去捕漁的七位門徒之一，當時耶穌向他們顯現（</w:t>
       </w:r>
-      <w:hyperlink r:id="rId19">
-        <w:r>
-          <w:rPr>
-            <w:lang w:val="zh_TW" w:bidi="zh_TW"/>
-          </w:rPr>
-          <w:rPr>
-            <w:color w:val="0000EE"/>
-            <w:u w:val="single"/>
-          </w:rPr>
-          <w:t>約21:2</w:t>
-        </w:r>
-      </w:hyperlink>
+      <w:r>
+        <w:rPr>
+          <w:lang w:val="zh_TW" w:bidi="zh_TW"/>
+        </w:rPr>
+        <w:t>約21:2</w:t>
+      </w:r>
       <w:r>
         <w:rPr>
           <w:lang w:val="zh_TW" w:bidi="zh_TW"/>
@@ -387,18 +345,12 @@
         </w:rPr>
         <w:t>耶穌從死裡復活後，第一次向門徒顯現時，多馬並不在場。當他聽見其他門徒的見證時，他不相信，並堅持自己必須親眼看到、親手觸摸耶穌被釘十字架的傷痕，才會相信（</w:t>
       </w:r>
-      <w:hyperlink r:id="rId20">
-        <w:r>
-          <w:rPr>
-            <w:lang w:val="zh_TW" w:bidi="zh_TW"/>
-          </w:rPr>
-          <w:rPr>
-            <w:color w:val="0000EE"/>
-            <w:u w:val="single"/>
-          </w:rPr>
-          <w:t>約20:19–25</w:t>
-        </w:r>
-      </w:hyperlink>
+      <w:r>
+        <w:rPr>
+          <w:lang w:val="zh_TW" w:bidi="zh_TW"/>
+        </w:rPr>
+        <w:t>約20:19–25</w:t>
+      </w:r>
       <w:r>
         <w:rPr>
           <w:lang w:val="zh_TW" w:bidi="zh_TW"/>
@@ -417,18 +369,12 @@
         </w:rPr>
         <w:t>，並挑戰他相信，不要懷疑（</w:t>
       </w:r>
-      <w:hyperlink r:id="rId21">
-        <w:r>
-          <w:rPr>
-            <w:lang w:val="zh_TW" w:bidi="zh_TW"/>
-          </w:rPr>
-          <w:rPr>
-            <w:color w:val="0000EE"/>
-            <w:u w:val="single"/>
-          </w:rPr>
-          <w:t>約20:26–27</w:t>
-        </w:r>
-      </w:hyperlink>
+      <w:r>
+        <w:rPr>
+          <w:lang w:val="zh_TW" w:bidi="zh_TW"/>
+        </w:rPr>
+        <w:t>約20:26–27</w:t>
+      </w:r>
       <w:r>
         <w:rPr>
           <w:lang w:val="zh_TW" w:bidi="zh_TW"/>
@@ -449,18 +395,12 @@
         </w:rPr>
         <w:t>當多馬親眼看見復活的耶穌時，他作出新約聖經中最重要的宣告之一，承認耶穌為神，說：「我的主！我的神！」（</w:t>
       </w:r>
-      <w:hyperlink r:id="rId22">
-        <w:r>
-          <w:rPr>
-            <w:lang w:val="zh_TW" w:bidi="zh_TW"/>
-          </w:rPr>
-          <w:rPr>
-            <w:color w:val="0000EE"/>
-            <w:u w:val="single"/>
-          </w:rPr>
-          <w:t>約20:28</w:t>
-        </w:r>
-      </w:hyperlink>
+      <w:r>
+        <w:rPr>
+          <w:lang w:val="zh_TW" w:bidi="zh_TW"/>
+        </w:rPr>
+        <w:t>約20:28</w:t>
+      </w:r>
       <w:r>
         <w:rPr>
           <w:lang w:val="zh_TW" w:bidi="zh_TW"/>
@@ -626,102 +566,54 @@
           <w:lang w:val="zh_TW" w:bidi="zh_TW"/>
         </w:rPr>
       </w:r>
-      <w:hyperlink r:id="rId13">
-        <w:r>
-          <w:rPr>
-            <w:lang w:val="zh_TW" w:bidi="zh_TW"/>
-          </w:rPr>
-          <w:rPr>
-            <w:color w:val="0000EE"/>
-            <w:u w:val="single"/>
-          </w:rPr>
-          <w:t>太10:3；</w:t>
-        </w:r>
-      </w:hyperlink>
-      <w:hyperlink r:id="rId14">
-        <w:r>
-          <w:rPr>
-            <w:lang w:val="zh_TW" w:bidi="zh_TW"/>
-          </w:rPr>
-          <w:rPr>
-            <w:color w:val="0000EE"/>
-            <w:u w:val="single"/>
-          </w:rPr>
-          <w:t>可3:18；</w:t>
-        </w:r>
-      </w:hyperlink>
-      <w:hyperlink r:id="rId15">
-        <w:r>
-          <w:rPr>
-            <w:lang w:val="zh_TW" w:bidi="zh_TW"/>
-          </w:rPr>
-          <w:rPr>
-            <w:color w:val="0000EE"/>
-            <w:u w:val="single"/>
-          </w:rPr>
-          <w:t>路6:15；</w:t>
-        </w:r>
-      </w:hyperlink>
-      <w:hyperlink r:id="rId17">
-        <w:r>
-          <w:rPr>
-            <w:lang w:val="zh_TW" w:bidi="zh_TW"/>
-          </w:rPr>
-          <w:rPr>
-            <w:color w:val="0000EE"/>
-            <w:u w:val="single"/>
-          </w:rPr>
-          <w:t>約11:16；</w:t>
-        </w:r>
-      </w:hyperlink>
-      <w:hyperlink r:id="rId18">
-        <w:r>
-          <w:rPr>
-            <w:lang w:val="zh_TW" w:bidi="zh_TW"/>
-          </w:rPr>
-          <w:rPr>
-            <w:color w:val="0000EE"/>
-            <w:u w:val="single"/>
-          </w:rPr>
-          <w:t>約14:5，</w:t>
-        </w:r>
-      </w:hyperlink>
-      <w:hyperlink r:id="rId23">
-        <w:r>
-          <w:rPr>
-            <w:lang w:val="zh_TW" w:bidi="zh_TW"/>
-          </w:rPr>
-          <w:rPr>
-            <w:color w:val="0000EE"/>
-            <w:u w:val="single"/>
-          </w:rPr>
-          <w:t>20:24–29</w:t>
-        </w:r>
-      </w:hyperlink>
-      <w:hyperlink r:id="rId19">
-        <w:r>
-          <w:rPr>
-            <w:lang w:val="zh_TW" w:bidi="zh_TW"/>
-          </w:rPr>
-          <w:rPr>
-            <w:color w:val="0000EE"/>
-            <w:u w:val="single"/>
-          </w:rPr>
-          <w:t>，21:2；</w:t>
-        </w:r>
-      </w:hyperlink>
-      <w:hyperlink r:id="rId16">
-        <w:r>
-          <w:rPr>
-            <w:lang w:val="zh_TW" w:bidi="zh_TW"/>
-          </w:rPr>
-          <w:rPr>
-            <w:color w:val="0000EE"/>
-            <w:u w:val="single"/>
-          </w:rPr>
-          <w:t>徒1:13</w:t>
-        </w:r>
-      </w:hyperlink>
+      <w:r>
+        <w:rPr>
+          <w:lang w:val="zh_TW" w:bidi="zh_TW"/>
+        </w:rPr>
+        <w:t>太10:3；</w:t>
+      </w:r>
+      <w:r>
+        <w:rPr>
+          <w:lang w:val="zh_TW" w:bidi="zh_TW"/>
+        </w:rPr>
+        <w:t>可3:18；</w:t>
+      </w:r>
+      <w:r>
+        <w:rPr>
+          <w:lang w:val="zh_TW" w:bidi="zh_TW"/>
+        </w:rPr>
+        <w:t>路6:15；</w:t>
+      </w:r>
+      <w:r>
+        <w:rPr>
+          <w:lang w:val="zh_TW" w:bidi="zh_TW"/>
+        </w:rPr>
+        <w:t>約11:16；</w:t>
+      </w:r>
+      <w:r>
+        <w:rPr>
+          <w:lang w:val="zh_TW" w:bidi="zh_TW"/>
+        </w:rPr>
+        <w:t>約14:5，</w:t>
+      </w:r>
+      <w:r>
+        <w:rPr>
+          <w:lang w:val="zh_TW" w:bidi="zh_TW"/>
+        </w:rPr>
+        <w:t>20:24–29</w:t>
+      </w:r>
+      <w:r>
+        <w:rPr>
+          <w:lang w:val="zh_TW" w:bidi="zh_TW"/>
+        </w:rPr>
+        <w:t>，21:2；</w:t>
+      </w:r>
+      <w:r>
+        <w:rPr>
+          <w:lang w:val="zh_TW" w:bidi="zh_TW"/>
+        </w:rPr>
+        <w:t>徒1:13</w:t>
+      </w:r>
       <w:r>
         <w:rPr>
           <w:lang w:val="zh_TW" w:bidi="zh_TW"/>
